--- a/arb/docx/022.content.docx
+++ b/arb/docx/022.content.docx
@@ -163,28 +163,6 @@
           <w:lang w:val="ar_AE" w:bidi="ar_AE"/>
         </w:rPr>
         <w:t>م</w:t>
-      </w:r>
-      <w:r>
-        <w:rPr>
-          <w:lang w:val="ar_AE" w:bidi="ar_AE"/>
-        </w:rPr>
-      </w:r>
-    </w:p>
-    <w:p>
-      <w:pPr>
-        <w:bidi/>
-      </w:pPr>
-      <w:r>
-        <w:rPr>
-          <w:lang w:val="ar_AE" w:bidi="ar_AE"/>
-        </w:rPr>
-      </w:r>
-      <w:r>
-        <w:rPr>
-          <w:i/>
-          <w:lang w:val="ar_AE" w:bidi="ar_AE"/>
-        </w:rPr>
-        <w:t>الماء الحي, المجازاة المادية, المجاعة, المجتمع الجديد, المحبة في مجتمع ٱلمسيح, المذابح, المزامير الملكية, المسؤولية الجماعية: خطية عخان, المسرح والإعلان, المسيّا, المعاناة المسيحية, المعجزات, المعمودية, الملائكة, المُلك الألفيّ, الملك الخالق, المَلَكية, المواطنة في الملكوت, الموت, الموسيقى في إسرائيل قديمًا, ما هو الصالح؟, مجد الرب في وسط شعبه, مجد الله, مجيء الرب كديّان, مجيء ملكوت الله, محبة الآخرين, محبة الله العهدية, محبة ٱلله لإسرائيل, مخافة الرب, مدن الملجأ, مركزية كلمة الله, مزامير التسبيح, مزامير الحكمة, مزامير المعاناة, مشورة الآخرين, معرفة ٱلله, مُعزّينا, مقاصد ٱلله الغامضة في التاريخ, ملامح/مفهوم التلمذة في إنجيل يوحنا, ملكوت الله الموعود, موهبة النبوة, ميراث الأرض, ميلاد المسيح</w:t>
       </w:r>
       <w:r>
         <w:rPr>

--- a/arb/docx/022.content.docx
+++ b/arb/docx/022.content.docx
@@ -22,7 +22,7 @@
         <w:rPr>
           <w:lang w:val="ar_AE" w:bidi="ar_AE"/>
         </w:rPr>
-        <w:t>Resource: Study Notes - Themes (Tyndale)</w:t>
+        <w:t>Resource: Tyndale Open Study Notes</w:t>
       </w:r>
       <w:r>
         <w:rPr>
@@ -122,7 +122,7 @@
         <w:rPr>
           <w:lang w:val="ar_AE" w:bidi="ar_AE"/>
         </w:rPr>
-        <w:t>Study Notes - Themes (Tyndale)</w:t>
+        <w:t>Tyndale Open Study Notes</w:t>
       </w:r>
     </w:p>
     <w:p>

--- a/arb/docx/022.content.docx
+++ b/arb/docx/022.content.docx
@@ -22,7 +22,7 @@
         <w:rPr>
           <w:lang w:val="ar_AE" w:bidi="ar_AE"/>
         </w:rPr>
-        <w:t>Resource: Tyndale Open Study Notes</w:t>
+        <w:t>Resource: Aquifer Open Study Notes (Themes)</w:t>
       </w:r>
       <w:r>
         <w:rPr>
@@ -122,7 +122,7 @@
         <w:rPr>
           <w:lang w:val="ar_AE" w:bidi="ar_AE"/>
         </w:rPr>
-        <w:t>Tyndale Open Study Notes</w:t>
+        <w:t>Aquifer Open Study Notes (Themes)</w:t>
       </w:r>
     </w:p>
     <w:p>
